--- a/Reportes/Contrato de Fianza 309.docx
+++ b/Reportes/Contrato de Fianza 309.docx
@@ -2,6 +2,68 @@
 <file path=word/document.xml><?xml version="1.0" encoding="utf-8"?>
 <w:document xmlns:wpc="http://schemas.microsoft.com/office/word/2010/wordprocessingCanvas" xmlns:cx="http://schemas.microsoft.com/office/drawing/2014/chartex" xmlns:cx1="http://schemas.microsoft.com/office/drawing/2015/9/8/chartex" xmlns:cx2="http://schemas.microsoft.com/office/drawing/2015/10/21/chartex" xmlns:cx3="http://schemas.microsoft.com/office/drawing/2016/5/9/chartex" xmlns:cx4="http://schemas.microsoft.com/office/drawing/2016/5/10/chartex" xmlns:cx5="http://schemas.microsoft.com/office/drawing/2016/5/11/chartex" xmlns:cx6="http://schemas.microsoft.com/office/drawing/2016/5/12/chartex" xmlns:cx7="http://schemas.microsoft.com/office/drawing/2016/5/13/chartex" xmlns:cx8="http://schemas.microsoft.com/office/drawing/2016/5/14/chartex" xmlns:mc="http://schemas.openxmlformats.org/markup-compatibility/2006" xmlns:aink="http://schemas.microsoft.com/office/drawing/2016/ink" xmlns:am3d="http://schemas.microsoft.com/office/drawing/2017/model3d" xmlns:o="urn:schemas-microsoft-com:office:office" xmlns:oel="http://schemas.microsoft.com/office/2019/extlst" xmlns:r="http://schemas.openxmlformats.org/officeDocument/2006/relationships" xmlns:m="http://schemas.openxmlformats.org/officeDocument/2006/math" xmlns:v="urn:schemas-microsoft-com:vml" xmlns:wp14="http://schemas.microsoft.com/office/word/2010/wordprocessingDrawing" xmlns:wp="http://schemas.openxmlformats.org/drawingml/2006/wordprocessingDrawing" xmlns:w10="urn:schemas-microsoft-com:office:word" xmlns:w="http://schemas.openxmlformats.org/wordprocessingml/2006/main" xmlns:w14="http://schemas.microsoft.com/office/word/2010/wordml" xmlns:w15="http://schemas.microsoft.com/office/word/2012/wordml" xmlns:w16cex="http://schemas.microsoft.com/office/word/2018/wordml/cex" xmlns:w16cid="http://schemas.microsoft.com/office/word/2016/wordml/cid" xmlns:w16="http://schemas.microsoft.com/office/word/2018/wordml" xmlns:w16sdtdh="http://schemas.microsoft.com/office/word/2020/wordml/sdtdatahash" xmlns:w16se="http://schemas.microsoft.com/office/word/2015/wordml/symex" xmlns:wpg="http://schemas.microsoft.com/office/word/2010/wordprocessingGroup" xmlns:wpi="http://schemas.microsoft.com/office/word/2010/wordprocessingInk" xmlns:wne="http://schemas.microsoft.com/office/word/2006/wordml" xmlns:wps="http://schemas.microsoft.com/office/word/2010/wordprocessingShape" mc:Ignorable="w14 w15 w16se w16cid w16 w16cex w16sdtdh wp14">
   <w:body>
+    <w:p>
+      <w:pPr>
+        <w:widowControl w:val="0"/>
+        <w:tabs>
+          <w:tab w:val="left" w:pos="360"/>
+          <w:tab w:val="left" w:pos="720"/>
+          <w:tab w:val="left" w:pos="1080"/>
+          <w:tab w:val="left" w:pos="1440"/>
+          <w:tab w:val="left" w:pos="1800"/>
+          <w:tab w:val="left" w:pos="2160"/>
+          <w:tab w:val="left" w:pos="2520"/>
+          <w:tab w:val="left" w:pos="2880"/>
+          <w:tab w:val="left" w:pos="3240"/>
+          <w:tab w:val="left" w:pos="3600"/>
+          <w:tab w:val="left" w:pos="3960"/>
+          <w:tab w:val="left" w:pos="4320"/>
+          <w:tab w:val="left" w:pos="4680"/>
+          <w:tab w:val="left" w:pos="5040"/>
+          <w:tab w:val="left" w:pos="5400"/>
+          <w:tab w:val="left" w:pos="5760"/>
+          <w:tab w:val="left" w:pos="6120"/>
+          <w:tab w:val="left" w:pos="6480"/>
+          <w:tab w:val="left" w:pos="6840"/>
+          <w:tab w:val="left" w:pos="7200"/>
+          <w:tab w:val="left" w:pos="7560"/>
+          <w:tab w:val="left" w:pos="7920"/>
+          <w:tab w:val="left" w:pos="8280"/>
+          <w:tab w:val="left" w:pos="8640"/>
+          <w:tab w:val="left" w:pos="9000"/>
+          <w:tab w:val="left" w:pos="9360"/>
+          <w:tab w:val="left" w:pos="9720"/>
+          <w:tab w:val="left" w:pos="10080"/>
+          <w:tab w:val="left" w:pos="10440"/>
+          <w:tab w:val="left" w:pos="10800"/>
+        </w:tabs>
+        <w:autoSpaceDE w:val="0"/>
+        <w:autoSpaceDN w:val="0"/>
+        <w:adjustRightInd w:val="0"/>
+        <w:spacing w:after="0" w:line="240" w:lineRule="auto"/>
+        <w:jc w:val="center"/>
+        <w:rPr>
+          <w:rFonts w:ascii="Arial" w:eastAsia="Times New Roman" w:hAnsi="Arial" w:cs="Arial"/>
+          <w:b/>
+          <w:color w:val="000000"/>
+          <w:sz w:val="21"/>
+          <w:szCs w:val="24"/>
+          <w:u w:val="single"/>
+        </w:rPr>
+      </w:pPr>
+      <w:r>
+        <w:rPr>
+          <w:rFonts w:ascii="Arial" w:eastAsia="Times New Roman" w:hAnsi="Arial" w:cs="Arial"/>
+          <w:b/>
+          <w:color w:val="000000"/>
+          <w:sz w:val="21"/>
+          <w:szCs w:val="24"/>
+          <w:u w:val="single"/>
+        </w:rPr>
+        <w:t>FIANZA DE PAGO ANTICIPADO</w:t>
+      </w:r>
+    </w:p>
+    <w:p/>
     <w:tbl>
       <w:tblPr>
         <w:tblStyle w:val="Tablaconcuadrcula"/>
@@ -2667,10 +2729,9 @@
       </w:pPr>
     </w:p>
     <w:sectPr>
-      <w:headerReference w:type="default" r:id="rId7"/>
-      <w:footerReference w:type="default" r:id="rId8"/>
+      <w:footerReference w:type="default" r:id="rId7"/>
       <w:pgSz w:w="12240" w:h="15840"/>
-      <w:pgMar w:top="1417" w:right="1080" w:bottom="1417" w:left="1080" w:header="708" w:footer="708" w:gutter="0"/>
+      <w:pgMar w:top="540" w:right="1080" w:bottom="1417" w:left="1080" w:header="708" w:footer="708" w:gutter="0"/>
       <w:cols w:space="708"/>
       <w:docGrid w:linePitch="360"/>
     </w:sectPr>
@@ -2955,72 +3016,6 @@
     </w:p>
   </w:footnote>
 </w:footnotes>
-</file>
-
-<file path=word/header1.xml><?xml version="1.0" encoding="utf-8"?>
-<w:hdr xmlns:wpc="http://schemas.microsoft.com/office/word/2010/wordprocessingCanvas" xmlns:cx="http://schemas.microsoft.com/office/drawing/2014/chartex" xmlns:cx1="http://schemas.microsoft.com/office/drawing/2015/9/8/chartex" xmlns:cx2="http://schemas.microsoft.com/office/drawing/2015/10/21/chartex" xmlns:cx3="http://schemas.microsoft.com/office/drawing/2016/5/9/chartex" xmlns:cx4="http://schemas.microsoft.com/office/drawing/2016/5/10/chartex" xmlns:cx5="http://schemas.microsoft.com/office/drawing/2016/5/11/chartex" xmlns:cx6="http://schemas.microsoft.com/office/drawing/2016/5/12/chartex" xmlns:cx7="http://schemas.microsoft.com/office/drawing/2016/5/13/chartex" xmlns:cx8="http://schemas.microsoft.com/office/drawing/2016/5/14/chartex" xmlns:mc="http://schemas.openxmlformats.org/markup-compatibility/2006" xmlns:aink="http://schemas.microsoft.com/office/drawing/2016/ink" xmlns:am3d="http://schemas.microsoft.com/office/drawing/2017/model3d" xmlns:o="urn:schemas-microsoft-com:office:office" xmlns:oel="http://schemas.microsoft.com/office/2019/extlst" xmlns:r="http://schemas.openxmlformats.org/officeDocument/2006/relationships" xmlns:m="http://schemas.openxmlformats.org/officeDocument/2006/math" xmlns:v="urn:schemas-microsoft-com:vml" xmlns:wp14="http://schemas.microsoft.com/office/word/2010/wordprocessingDrawing" xmlns:wp="http://schemas.openxmlformats.org/drawingml/2006/wordprocessingDrawing" xmlns:w10="urn:schemas-microsoft-com:office:word" xmlns:w="http://schemas.openxmlformats.org/wordprocessingml/2006/main" xmlns:w14="http://schemas.microsoft.com/office/word/2010/wordml" xmlns:w15="http://schemas.microsoft.com/office/word/2012/wordml" xmlns:w16cex="http://schemas.microsoft.com/office/word/2018/wordml/cex" xmlns:w16cid="http://schemas.microsoft.com/office/word/2016/wordml/cid" xmlns:w16="http://schemas.microsoft.com/office/word/2018/wordml" xmlns:w16sdtdh="http://schemas.microsoft.com/office/word/2020/wordml/sdtdatahash" xmlns:w16se="http://schemas.microsoft.com/office/word/2015/wordml/symex" xmlns:wpg="http://schemas.microsoft.com/office/word/2010/wordprocessingGroup" xmlns:wpi="http://schemas.microsoft.com/office/word/2010/wordprocessingInk" xmlns:wne="http://schemas.microsoft.com/office/word/2006/wordml" xmlns:wps="http://schemas.microsoft.com/office/word/2010/wordprocessingShape" mc:Ignorable="w14 w15 w16se w16cid w16 w16cex w16sdtdh wp14">
-  <w:p>
-    <w:pPr>
-      <w:widowControl w:val="0"/>
-      <w:tabs>
-        <w:tab w:val="left" w:pos="360"/>
-        <w:tab w:val="left" w:pos="720"/>
-        <w:tab w:val="left" w:pos="1080"/>
-        <w:tab w:val="left" w:pos="1440"/>
-        <w:tab w:val="left" w:pos="1800"/>
-        <w:tab w:val="left" w:pos="2160"/>
-        <w:tab w:val="left" w:pos="2520"/>
-        <w:tab w:val="left" w:pos="2880"/>
-        <w:tab w:val="left" w:pos="3240"/>
-        <w:tab w:val="left" w:pos="3600"/>
-        <w:tab w:val="left" w:pos="3960"/>
-        <w:tab w:val="left" w:pos="4320"/>
-        <w:tab w:val="left" w:pos="4680"/>
-        <w:tab w:val="left" w:pos="5040"/>
-        <w:tab w:val="left" w:pos="5400"/>
-        <w:tab w:val="left" w:pos="5760"/>
-        <w:tab w:val="left" w:pos="6120"/>
-        <w:tab w:val="left" w:pos="6480"/>
-        <w:tab w:val="left" w:pos="6840"/>
-        <w:tab w:val="left" w:pos="7200"/>
-        <w:tab w:val="left" w:pos="7560"/>
-        <w:tab w:val="left" w:pos="7920"/>
-        <w:tab w:val="left" w:pos="8280"/>
-        <w:tab w:val="left" w:pos="8640"/>
-        <w:tab w:val="left" w:pos="9000"/>
-        <w:tab w:val="left" w:pos="9360"/>
-        <w:tab w:val="left" w:pos="9720"/>
-        <w:tab w:val="left" w:pos="10080"/>
-        <w:tab w:val="left" w:pos="10440"/>
-        <w:tab w:val="left" w:pos="10800"/>
-      </w:tabs>
-      <w:autoSpaceDE w:val="0"/>
-      <w:autoSpaceDN w:val="0"/>
-      <w:adjustRightInd w:val="0"/>
-      <w:spacing w:after="0" w:line="240" w:lineRule="auto"/>
-      <w:jc w:val="center"/>
-      <w:rPr>
-        <w:rFonts w:ascii="Arial" w:eastAsia="Times New Roman" w:hAnsi="Arial" w:cs="Arial"/>
-        <w:b/>
-        <w:color w:val="000000"/>
-        <w:sz w:val="21"/>
-        <w:szCs w:val="24"/>
-        <w:u w:val="single"/>
-      </w:rPr>
-    </w:pPr>
-    <w:r>
-      <w:rPr>
-        <w:rFonts w:ascii="Arial" w:eastAsia="Times New Roman" w:hAnsi="Arial" w:cs="Arial"/>
-        <w:b/>
-        <w:color w:val="000000"/>
-        <w:sz w:val="21"/>
-        <w:szCs w:val="24"/>
-        <w:u w:val="single"/>
-      </w:rPr>
-      <w:t>FIANZA DE PAGO ANTICIPADO</w:t>
-    </w:r>
-  </w:p>
-</w:hdr>
 </file>
 
 <file path=word/numbering.xml><?xml version="1.0" encoding="utf-8"?>

--- a/Reportes/Contrato de Fianza 309.docx
+++ b/Reportes/Contrato de Fianza 309.docx
@@ -269,20 +269,8 @@
                 <w:sz w:val="13"/>
                 <w:szCs w:val="13"/>
               </w:rPr>
-              <w:t xml:space="preserve">ASEGURADORA GLOBAL, </w:t>
+              <w:t>ASEGURADORA GLOBAL, S.A</w:t>
             </w:r>
-            <w:proofErr w:type="gramStart"/>
-            <w:r>
-              <w:rPr>
-                <w:rFonts w:ascii="Arial" w:eastAsia="Times New Roman" w:hAnsi="Arial" w:cs="Arial"/>
-                <w:b/>
-                <w:color w:val="000000"/>
-                <w:sz w:val="13"/>
-                <w:szCs w:val="13"/>
-              </w:rPr>
-              <w:t>S.A</w:t>
-            </w:r>
-            <w:proofErr w:type="gramEnd"/>
           </w:p>
         </w:tc>
       </w:tr>
@@ -378,31 +366,7 @@
                 <w:sz w:val="13"/>
                 <w:szCs w:val="13"/>
               </w:rPr>
-              <w:t>{</w:t>
-            </w:r>
-            <w:proofErr w:type="spellStart"/>
-            <w:proofErr w:type="gramStart"/>
-            <w:r>
-              <w:rPr>
-                <w:rFonts w:ascii="Arial" w:eastAsia="Times New Roman" w:hAnsi="Arial" w:cs="Arial"/>
-                <w:b/>
-                <w:color w:val="000000"/>
-                <w:sz w:val="13"/>
-                <w:szCs w:val="13"/>
-              </w:rPr>
-              <w:t>custom.NumeroFianza</w:t>
-            </w:r>
-            <w:proofErr w:type="spellEnd"/>
-            <w:proofErr w:type="gramEnd"/>
-            <w:r>
-              <w:rPr>
-                <w:rFonts w:ascii="Arial" w:eastAsia="Times New Roman" w:hAnsi="Arial" w:cs="Arial"/>
-                <w:b/>
-                <w:color w:val="000000"/>
-                <w:sz w:val="13"/>
-                <w:szCs w:val="13"/>
-              </w:rPr>
-              <w:t>}</w:t>
+              <w:t>{custom.NumeroFianza}</w:t>
             </w:r>
           </w:p>
         </w:tc>
@@ -496,31 +460,7 @@
                 <w:sz w:val="13"/>
                 <w:szCs w:val="13"/>
               </w:rPr>
-              <w:t>{</w:t>
-            </w:r>
-            <w:proofErr w:type="spellStart"/>
-            <w:proofErr w:type="gramStart"/>
-            <w:r>
-              <w:rPr>
-                <w:rFonts w:ascii="Arial" w:eastAsia="Times New Roman" w:hAnsi="Arial" w:cs="Arial"/>
-                <w:b/>
-                <w:color w:val="000000"/>
-                <w:sz w:val="13"/>
-                <w:szCs w:val="13"/>
-              </w:rPr>
-              <w:t>custom.Tenedor</w:t>
-            </w:r>
-            <w:proofErr w:type="spellEnd"/>
-            <w:proofErr w:type="gramEnd"/>
-            <w:r>
-              <w:rPr>
-                <w:rFonts w:ascii="Arial" w:eastAsia="Times New Roman" w:hAnsi="Arial" w:cs="Arial"/>
-                <w:b/>
-                <w:color w:val="000000"/>
-                <w:sz w:val="13"/>
-                <w:szCs w:val="13"/>
-              </w:rPr>
-              <w:t>}</w:t>
+              <w:t>{custom.Tenedor}</w:t>
             </w:r>
           </w:p>
         </w:tc>
@@ -614,10 +554,8 @@
                 <w:sz w:val="13"/>
                 <w:szCs w:val="13"/>
               </w:rPr>
-              <w:t>{</w:t>
+              <w:t>{custom.</w:t>
             </w:r>
-            <w:proofErr w:type="spellStart"/>
-            <w:proofErr w:type="gramStart"/>
             <w:r>
               <w:rPr>
                 <w:rFonts w:ascii="Arial" w:eastAsia="Times New Roman" w:hAnsi="Arial" w:cs="Arial"/>
@@ -626,10 +564,8 @@
                 <w:sz w:val="13"/>
                 <w:szCs w:val="13"/>
               </w:rPr>
-              <w:t>custom.SumaTextoTotal</w:t>
+              <w:t>MonedaMonto</w:t>
             </w:r>
-            <w:proofErr w:type="spellEnd"/>
-            <w:proofErr w:type="gramEnd"/>
             <w:r>
               <w:rPr>
                 <w:rFonts w:ascii="Arial" w:eastAsia="Times New Roman" w:hAnsi="Arial" w:cs="Arial"/>
@@ -639,6 +575,16 @@
                 <w:szCs w:val="13"/>
               </w:rPr>
               <w:t>}</w:t>
+            </w:r>
+            <w:r>
+              <w:rPr>
+                <w:rFonts w:ascii="Arial" w:eastAsia="Times New Roman" w:hAnsi="Arial" w:cs="Arial"/>
+                <w:b/>
+                <w:color w:val="000000"/>
+                <w:sz w:val="13"/>
+                <w:szCs w:val="13"/>
+              </w:rPr>
+              <w:t xml:space="preserve"> ({custom.SumaLetras})</w:t>
             </w:r>
           </w:p>
         </w:tc>
@@ -730,31 +676,7 @@
                 <w:sz w:val="13"/>
                 <w:szCs w:val="13"/>
               </w:rPr>
-              <w:t>{</w:t>
-            </w:r>
-            <w:proofErr w:type="spellStart"/>
-            <w:proofErr w:type="gramStart"/>
-            <w:r>
-              <w:rPr>
-                <w:rFonts w:ascii="Arial" w:eastAsia="Times New Roman" w:hAnsi="Arial" w:cs="Arial"/>
-                <w:b/>
-                <w:color w:val="000000"/>
-                <w:sz w:val="13"/>
-                <w:szCs w:val="13"/>
-              </w:rPr>
-              <w:t>custom.AFavor</w:t>
-            </w:r>
-            <w:proofErr w:type="spellEnd"/>
-            <w:proofErr w:type="gramEnd"/>
-            <w:r>
-              <w:rPr>
-                <w:rFonts w:ascii="Arial" w:eastAsia="Times New Roman" w:hAnsi="Arial" w:cs="Arial"/>
-                <w:b/>
-                <w:color w:val="000000"/>
-                <w:sz w:val="13"/>
-                <w:szCs w:val="13"/>
-              </w:rPr>
-              <w:t>} / CONTRALORÍA GENERAL DE LA REPÚBLICA</w:t>
+              <w:t>{custom.AFavor} / CONTRALORÍA GENERAL DE LA REPÚBLICA</w:t>
             </w:r>
           </w:p>
         </w:tc>
@@ -851,31 +773,7 @@
                 <w:sz w:val="13"/>
                 <w:szCs w:val="13"/>
               </w:rPr>
-              <w:t>{</w:t>
-            </w:r>
-            <w:proofErr w:type="spellStart"/>
-            <w:proofErr w:type="gramStart"/>
-            <w:r>
-              <w:rPr>
-                <w:rFonts w:ascii="Arial" w:eastAsia="Times New Roman" w:hAnsi="Arial" w:cs="Arial"/>
-                <w:b/>
-                <w:color w:val="000000"/>
-                <w:sz w:val="13"/>
-                <w:szCs w:val="13"/>
-              </w:rPr>
-              <w:t>custom.Descripcion</w:t>
-            </w:r>
-            <w:proofErr w:type="spellEnd"/>
-            <w:proofErr w:type="gramEnd"/>
-            <w:r>
-              <w:rPr>
-                <w:rFonts w:ascii="Arial" w:eastAsia="Times New Roman" w:hAnsi="Arial" w:cs="Arial"/>
-                <w:b/>
-                <w:color w:val="000000"/>
-                <w:sz w:val="13"/>
-                <w:szCs w:val="13"/>
-              </w:rPr>
-              <w:t>}</w:t>
+              <w:t>{custom.Descripcion}</w:t>
             </w:r>
           </w:p>
         </w:tc>
@@ -972,31 +870,7 @@
                 <w:sz w:val="13"/>
                 <w:szCs w:val="13"/>
               </w:rPr>
-              <w:t>EL REINTEGRO DE LA SUMA DE {</w:t>
-            </w:r>
-            <w:proofErr w:type="spellStart"/>
-            <w:proofErr w:type="gramStart"/>
-            <w:r>
-              <w:rPr>
-                <w:rFonts w:ascii="Arial" w:eastAsia="Times New Roman" w:hAnsi="Arial" w:cs="Arial"/>
-                <w:b/>
-                <w:color w:val="000000"/>
-                <w:sz w:val="13"/>
-                <w:szCs w:val="13"/>
-              </w:rPr>
-              <w:t>custom.MonedaMonto</w:t>
-            </w:r>
-            <w:proofErr w:type="spellEnd"/>
-            <w:proofErr w:type="gramEnd"/>
-            <w:r>
-              <w:rPr>
-                <w:rFonts w:ascii="Arial" w:eastAsia="Times New Roman" w:hAnsi="Arial" w:cs="Arial"/>
-                <w:b/>
-                <w:color w:val="000000"/>
-                <w:sz w:val="13"/>
-                <w:szCs w:val="13"/>
-              </w:rPr>
-              <w:t>} QUE CORRESPONDE AL 100% DE LA SUMA ENTREGADA  EN CONCEPTO DE ADELANTO A EL CONTRATISTA DE ACUERDO CON EL CONTRATO PRINCIPAL ARRIBA INDICADO.</w:t>
+              <w:t>EL REINTEGRO DE LA SUMA DE {custom.MonedaMonto} QUE CORRESPONDE AL 100% DE LA SUMA ENTREGADA  EN CONCEPTO DE ADELANTO A EL CONTRATISTA DE ACUERDO CON EL CONTRATO PRINCIPAL ARRIBA INDICADO.</w:t>
             </w:r>
           </w:p>
         </w:tc>
@@ -1337,27 +1211,7 @@
           <w:sz w:val="13"/>
           <w:szCs w:val="24"/>
         </w:rPr>
-        <w:t xml:space="preserve">: Esta fianza estará vigente durante todo el período de vigencia del CONTRATO PRINCIPAL, incluyendo su liquidación y hasta por un término adicional de treinta (30) días calendario posteriores al vencimiento </w:t>
-      </w:r>
-      <w:proofErr w:type="gramStart"/>
-      <w:r>
-        <w:rPr>
-          <w:rFonts w:ascii="Arial" w:eastAsia="Times New Roman" w:hAnsi="Arial" w:cs="Arial"/>
-          <w:color w:val="000000"/>
-          <w:sz w:val="13"/>
-          <w:szCs w:val="24"/>
-        </w:rPr>
-        <w:t>del mismo</w:t>
-      </w:r>
-      <w:proofErr w:type="gramEnd"/>
-      <w:r>
-        <w:rPr>
-          <w:rFonts w:ascii="Arial" w:eastAsia="Times New Roman" w:hAnsi="Arial" w:cs="Arial"/>
-          <w:color w:val="000000"/>
-          <w:sz w:val="13"/>
-          <w:szCs w:val="24"/>
-        </w:rPr>
-        <w:t>.</w:t>
+        <w:t>: Esta fianza estará vigente durante todo el período de vigencia del CONTRATO PRINCIPAL, incluyendo su liquidación y hasta por un término adicional de treinta (30) días calendario posteriores al vencimiento del mismo.</w:t>
       </w:r>
     </w:p>
     <w:p>
@@ -2146,27 +2000,7 @@
           <w:sz w:val="13"/>
           <w:szCs w:val="24"/>
         </w:rPr>
-        <w:t xml:space="preserve">Cualquier acción legal, ya sea judicial o extrajudicial que inicie LA ENTIDAD ESTATAL BENEFICIARIA debe entablarse contra EL CONTRATISTA </w:t>
-      </w:r>
-      <w:proofErr w:type="gramStart"/>
-      <w:r>
-        <w:rPr>
-          <w:rFonts w:ascii="Arial" w:eastAsia="Times New Roman" w:hAnsi="Arial" w:cs="Arial"/>
-          <w:color w:val="000000"/>
-          <w:sz w:val="13"/>
-          <w:szCs w:val="24"/>
-        </w:rPr>
-        <w:t>conjuntamente con</w:t>
-      </w:r>
-      <w:proofErr w:type="gramEnd"/>
-      <w:r>
-        <w:rPr>
-          <w:rFonts w:ascii="Arial" w:eastAsia="Times New Roman" w:hAnsi="Arial" w:cs="Arial"/>
-          <w:color w:val="000000"/>
-          <w:sz w:val="13"/>
-          <w:szCs w:val="24"/>
-        </w:rPr>
-        <w:t xml:space="preserve"> LA FIADORA y la petición deberá solicitar en todo caso la condena de EL CONTRATISTA y LA FIADORA.</w:t>
+        <w:t>Cualquier acción legal, ya sea judicial o extrajudicial que inicie LA ENTIDAD ESTATAL BENEFICIARIA debe entablarse contra EL CONTRATISTA conjuntamente con LA FIADORA y la petición deberá solicitar en todo caso la condena de EL CONTRATISTA y LA FIADORA.</w:t>
       </w:r>
     </w:p>
     <w:p>
@@ -2318,29 +2152,7 @@
           <w:sz w:val="13"/>
           <w:szCs w:val="13"/>
         </w:rPr>
-        <w:t>EN FE DE LO CUAL, se suscribe este Contrato en la ciudad de Panamá, República de Panamá, {</w:t>
-      </w:r>
-      <w:proofErr w:type="spellStart"/>
-      <w:proofErr w:type="gramStart"/>
-      <w:r>
-        <w:rPr>
-          <w:rFonts w:ascii="Arial" w:eastAsia="Times New Roman" w:hAnsi="Arial" w:cs="Arial"/>
-          <w:color w:val="000000"/>
-          <w:sz w:val="13"/>
-          <w:szCs w:val="13"/>
-        </w:rPr>
-        <w:t>custom.FechaActualTextoMin</w:t>
-      </w:r>
-      <w:proofErr w:type="spellEnd"/>
-      <w:proofErr w:type="gramEnd"/>
-      <w:r>
-        <w:rPr>
-          <w:rFonts w:ascii="Arial" w:eastAsia="Times New Roman" w:hAnsi="Arial" w:cs="Arial"/>
-          <w:color w:val="000000"/>
-          <w:sz w:val="13"/>
-          <w:szCs w:val="13"/>
-        </w:rPr>
-        <w:t>}.</w:t>
+        <w:t>EN FE DE LO CUAL, se suscribe este Contrato en la ciudad de Panamá, República de Panamá, {custom.FechaActualTextoMin}.</w:t>
       </w:r>
     </w:p>
     <w:p>
@@ -2568,29 +2380,7 @@
                 <w:sz w:val="16"/>
                 <w:szCs w:val="16"/>
               </w:rPr>
-              <w:t>{</w:t>
-            </w:r>
-            <w:proofErr w:type="spellStart"/>
-            <w:proofErr w:type="gramStart"/>
-            <w:r>
-              <w:rPr>
-                <w:b/>
-                <w:bCs/>
-                <w:sz w:val="16"/>
-                <w:szCs w:val="16"/>
-              </w:rPr>
-              <w:t>custom.Tenedor</w:t>
-            </w:r>
-            <w:proofErr w:type="spellEnd"/>
-            <w:proofErr w:type="gramEnd"/>
-            <w:r>
-              <w:rPr>
-                <w:b/>
-                <w:bCs/>
-                <w:sz w:val="16"/>
-                <w:szCs w:val="16"/>
-              </w:rPr>
-              <w:t>}</w:t>
+              <w:t>{custom.Tenedor}</w:t>
             </w:r>
           </w:p>
         </w:tc>
@@ -2838,27 +2628,7 @@
         <w:szCs w:val="24"/>
       </w:rPr>
       <w:noBreakHyphen/>
-      <w:t>LEG/</w:t>
-    </w:r>
-    <w:proofErr w:type="spellStart"/>
-    <w:r>
-      <w:rPr>
-        <w:rFonts w:ascii="Arial" w:eastAsia="Times New Roman" w:hAnsi="Arial" w:cs="Arial"/>
-        <w:color w:val="000000"/>
-        <w:sz w:val="13"/>
-        <w:szCs w:val="24"/>
-      </w:rPr>
-      <w:t>FySE</w:t>
-    </w:r>
-    <w:proofErr w:type="spellEnd"/>
-    <w:r>
-      <w:rPr>
-        <w:rFonts w:ascii="Arial" w:eastAsia="Times New Roman" w:hAnsi="Arial" w:cs="Arial"/>
-        <w:color w:val="000000"/>
-        <w:sz w:val="13"/>
-        <w:szCs w:val="24"/>
-      </w:rPr>
-      <w:t xml:space="preserve"> de 10 de agosto de 2023.)</w:t>
+      <w:t>LEG/FySE de 10 de agosto de 2023.)</w:t>
     </w:r>
   </w:p>
   <w:p>
